--- a/18009525 Report.docx
+++ b/18009525 Report.docx
@@ -296,10 +296,7 @@
         <w:t>3.2 User Needs</w:t>
       </w:r>
       <w:r>
-        <w:t xml:space="preserve"> and </w:t>
-      </w:r>
-      <w:r>
-        <w:t>Relation to Objectives</w:t>
+        <w:t xml:space="preserve"> and Relation to Objectives</w:t>
       </w:r>
     </w:p>
     <w:p>
@@ -4678,17 +4675,49 @@
         </w:rPr>
         <w:t xml:space="preserve">Interestingly, sunshine hours </w:t>
       </w:r>
+      <w:proofErr w:type="gramStart"/>
       <w:r>
         <w:rPr>
           <w:color w:val="000000" w:themeColor="text1"/>
         </w:rPr>
-        <w:t xml:space="preserve">shows an inverse relationship with life evaluation. </w:t>
-      </w:r>
+        <w:t>shows</w:t>
+      </w:r>
+      <w:proofErr w:type="gramEnd"/>
       <w:r>
         <w:rPr>
           <w:color w:val="000000" w:themeColor="text1"/>
         </w:rPr>
-        <w:t xml:space="preserve">It is likely there are other factors which </w:t>
+        <w:t xml:space="preserve"> an inverse relationship with life evaluation. </w:t>
+      </w:r>
+      <w:r>
+        <w:rPr>
+          <w:color w:val="000000" w:themeColor="text1"/>
+        </w:rPr>
+        <w:t>It is likely there are other factors</w:t>
+      </w:r>
+      <w:r>
+        <w:rPr>
+          <w:color w:val="000000" w:themeColor="text1"/>
+        </w:rPr>
+        <w:t>,</w:t>
+      </w:r>
+      <w:r>
+        <w:rPr>
+          <w:color w:val="000000" w:themeColor="text1"/>
+        </w:rPr>
+        <w:t xml:space="preserve"> </w:t>
+      </w:r>
+      <w:r>
+        <w:rPr>
+          <w:color w:val="000000" w:themeColor="text1"/>
+        </w:rPr>
+        <w:t>such as poverty, that</w:t>
+      </w:r>
+      <w:r>
+        <w:rPr>
+          <w:color w:val="000000" w:themeColor="text1"/>
+        </w:rPr>
+        <w:t xml:space="preserve"> </w:t>
       </w:r>
       <w:r>
         <w:rPr>
@@ -5996,10 +6025,10 @@
         </w:rPr>
         <w:lastRenderedPageBreak/>
         <w:drawing>
-          <wp:inline distT="0" distB="0" distL="0" distR="0" wp14:anchorId="5BF15D8C" wp14:editId="559E9EE5">
-            <wp:extent cx="5400040" cy="4967605"/>
-            <wp:effectExtent l="0" t="0" r="0" b="4445"/>
-            <wp:docPr id="578843138" name="Picture 1"/>
+          <wp:inline distT="0" distB="0" distL="0" distR="0" wp14:anchorId="1957C275" wp14:editId="26EEE753">
+            <wp:extent cx="5400040" cy="4946015"/>
+            <wp:effectExtent l="0" t="0" r="0" b="6985"/>
+            <wp:docPr id="1072024392" name="Picture 1"/>
             <wp:cNvGraphicFramePr>
               <a:graphicFrameLocks xmlns:a="http://schemas.openxmlformats.org/drawingml/2006/main" noChangeAspect="1"/>
             </wp:cNvGraphicFramePr>
@@ -6007,7 +6036,7 @@
               <a:graphicData uri="http://schemas.openxmlformats.org/drawingml/2006/picture">
                 <pic:pic xmlns:pic="http://schemas.openxmlformats.org/drawingml/2006/picture">
                   <pic:nvPicPr>
-                    <pic:cNvPr id="578843138" name=""/>
+                    <pic:cNvPr id="1072024392" name=""/>
                     <pic:cNvPicPr/>
                   </pic:nvPicPr>
                   <pic:blipFill>
@@ -6019,7 +6048,7 @@
                   <pic:spPr>
                     <a:xfrm>
                       <a:off x="0" y="0"/>
-                      <a:ext cx="5400040" cy="4967605"/>
+                      <a:ext cx="5400040" cy="4946015"/>
                     </a:xfrm>
                     <a:prstGeom prst="rect">
                       <a:avLst/>
@@ -6175,6 +6204,9 @@
         <w:ind w:left="360"/>
       </w:pPr>
       <w:r>
+        <w:rPr>
+          <w:noProof/>
+        </w:rPr>
         <w:lastRenderedPageBreak/>
         <w:drawing>
           <wp:inline distT="0" distB="0" distL="0" distR="0" wp14:anchorId="56E74F1A" wp14:editId="4C5D52B1">
@@ -6396,10 +6428,7 @@
         <w:t xml:space="preserve"> and table formats.</w:t>
       </w:r>
       <w:r>
-        <w:t xml:space="preserve"> </w:t>
-      </w:r>
-      <w:r>
-        <w:t xml:space="preserve">Feature-importance plots show which variables the Random Forest relied upon most heavily. Scatter plots provide </w:t>
+        <w:t xml:space="preserve"> Feature-importance plots show which variables the Random Forest relied upon most heavily. Scatter plots provide </w:t>
       </w:r>
       <w:r>
         <w:t>description</w:t>
@@ -6770,14 +6799,7 @@
           <w:i/>
           <w:iCs/>
         </w:rPr>
-        <w:t xml:space="preserve">6.4 </w:t>
-      </w:r>
-      <w:r>
-        <w:rPr>
-          <w:i/>
-          <w:iCs/>
-        </w:rPr>
-        <w:t>Extent to Which the Problem Has Been Solved</w:t>
+        <w:t>6.4 Extent to Which the Problem Has Been Solved</w:t>
       </w:r>
     </w:p>
     <w:p>
@@ -6996,6 +7018,24 @@
       </w:r>
     </w:p>
     <w:p>
+      <w:r>
+        <w:t>Comments</w:t>
+      </w:r>
+    </w:p>
+    <w:p>
+      <w:proofErr w:type="spellStart"/>
+      <w:r>
+        <w:t>Github</w:t>
+      </w:r>
+      <w:proofErr w:type="spellEnd"/>
+      <w:r>
+        <w:t xml:space="preserve"> Repo with working files: </w:t>
+      </w:r>
+      <w:r>
+        <w:t>https://github.com/pieworld/countryhappinessprediction</w:t>
+      </w:r>
+    </w:p>
+    <w:p>
       <w:pPr>
         <w:pStyle w:val="ListParagraph"/>
         <w:numPr>
@@ -7074,6 +7114,7 @@
     </w:p>
     <w:p>
       <w:r>
+        <w:lastRenderedPageBreak/>
         <w:t xml:space="preserve">Haar, J.M., Russo, M., </w:t>
       </w:r>
       <w:proofErr w:type="spellStart"/>
@@ -7103,7 +7144,6 @@
     </w:p>
     <w:p>
       <w:r>
-        <w:lastRenderedPageBreak/>
         <w:t>International Labour Organization (ILO) (</w:t>
       </w:r>
       <w:r>
@@ -7221,7 +7261,11 @@
         <w:t>Religion</w:t>
       </w:r>
       <w:r>
-        <w:t xml:space="preserve"> [dataset]. Our World in Data. Available from: </w:t>
+        <w:t xml:space="preserve"> [dataset]. Our World in Data. </w:t>
+      </w:r>
+      <w:r>
+        <w:lastRenderedPageBreak/>
+        <w:t xml:space="preserve">Available from: </w:t>
       </w:r>
       <w:hyperlink r:id="rId22" w:history="1">
         <w:r>
@@ -7238,7 +7282,6 @@
     <w:p>
       <w:proofErr w:type="spellStart"/>
       <w:r>
-        <w:lastRenderedPageBreak/>
         <w:t>Rousseeuw</w:t>
       </w:r>
       <w:proofErr w:type="spellEnd"/>
@@ -7398,6 +7441,9 @@
     </w:p>
     <w:p>
       <w:r>
+        <w:rPr>
+          <w:noProof/>
+        </w:rPr>
         <w:lastRenderedPageBreak/>
         <w:drawing>
           <wp:inline distT="0" distB="0" distL="0" distR="0" wp14:anchorId="10AF94C1" wp14:editId="070C7A59">
@@ -9259,6 +9305,7 @@
   <w:style w:type="character" w:default="1" w:styleId="DefaultParagraphFont">
     <w:name w:val="Default Paragraph Font"/>
     <w:uiPriority w:val="1"/>
+    <w:semiHidden/>
     <w:unhideWhenUsed/>
   </w:style>
   <w:style w:type="table" w:default="1" w:styleId="TableNormal">
